--- a/Печать/Печать-04 (1 сент - ХХ 2026)/181-192 Фэнни Флэгг. Жареные зеленые помидоры.docx
+++ b/Печать/Печать-04 (1 сент - ХХ 2026)/181-192 Фэнни Флэгг. Жареные зеленые помидоры.docx
@@ -16,7 +16,16 @@
           <w:rFonts w:hint="default"/>
           <w:lang w:val="ru-RU" w:eastAsia="zh-CN"/>
         </w:rPr>
-        <w:t xml:space="preserve">Фэнни Флэгг. </w:t>
+        <w:t>Фэнни Флэгг</w:t>
+      </w:r>
+      <w:bookmarkStart w:id="0" w:name="_GoBack"/>
+      <w:bookmarkEnd w:id="0"/>
+      <w:r>
+        <w:rPr>
+          <w:rFonts w:hint="default"/>
+          <w:lang w:val="ru-RU" w:eastAsia="zh-CN"/>
+        </w:rPr>
+        <w:t xml:space="preserve"> </w:t>
       </w:r>
     </w:p>
     <w:p>
@@ -201,16 +210,7 @@
           <w:rFonts w:hint="default"/>
           <w:lang w:val="ru-RU" w:eastAsia="zh-CN"/>
         </w:rPr>
-        <w:t>Мне понравилась эта бабка — она всё время рассуждает и всё комментирует. И Иджи понравилась, когда она выдумывает небылицы и прямо в лоб всем говорит, что думает. Всех разыгрывает, придумывает небылицы, как Мюнхгаузен. А Эвелин придумала фантазировать, что она расправляется с врагами или обладает властью в прошлом или настоящем, и этими выдумками развлекала себя и успокаивала, и стала решитель</w:t>
-      </w:r>
-      <w:bookmarkStart w:id="0" w:name="_GoBack"/>
-      <w:bookmarkEnd w:id="0"/>
-      <w:r>
-        <w:rPr>
-          <w:rFonts w:hint="default"/>
-          <w:lang w:val="ru-RU" w:eastAsia="zh-CN"/>
-        </w:rPr>
-        <w:t>нее.</w:t>
+        <w:t>Мне понравилась эта бабка — она всё время рассуждает и всё комментирует. И Иджи понравилась, когда она выдумывает небылицы и прямо в лоб всем говорит, что думает. Всех разыгрывает, придумывает небылицы, как Мюнхгаузен. А Эвелин придумала фантазировать, что она расправляется с врагами или обладает властью в прошлом или настоящем, и этими выдумками развлекала себя и успокаивала, и стала решительнее.</w:t>
       </w:r>
     </w:p>
     <w:p>
@@ -2215,6 +2215,7 @@
   <w:style w:type="paragraph" w:customStyle="1" w:styleId="16">
     <w:name w:val="заметка рук нежир"/>
     <w:basedOn w:val="1"/>
+    <w:qFormat/>
     <w:uiPriority w:val="0"/>
     <w:pPr>
       <w:spacing w:before="100" w:beforeLines="100" w:after="150" w:afterLines="150"/>
